--- a/Matematika Diskrit/108_Aisyah Currents_TREE.docx
+++ b/Matematika Diskrit/108_Aisyah Currents_TREE.docx
@@ -416,24 +416,251 @@
         </w:tabs>
         <w:spacing w:after="259"/>
         <w:ind w:left="-15"/>
+        <w:rPr>
+          <w:rFonts w:ascii="Times New Roman" w:eastAsia="Times New Roman" w:hAnsi="Times New Roman" w:cs="Times New Roman"/>
+          <w:sz w:val="20"/>
+        </w:rPr>
+      </w:pPr>
+      <w:r>
+        <w:rPr>
+          <w:rFonts w:ascii="Times New Roman" w:eastAsia="Times New Roman" w:hAnsi="Times New Roman" w:cs="Times New Roman"/>
+          <w:noProof/>
+          <w:sz w:val="20"/>
+        </w:rPr>
+        <w:lastRenderedPageBreak/>
+        <w:drawing>
+          <wp:inline distT="0" distB="0" distL="0" distR="0">
+            <wp:extent cx="5187209" cy="6304547"/>
+            <wp:effectExtent l="0" t="0" r="0" b="1270"/>
+            <wp:docPr id="1" name="Picture 1"/>
+            <wp:cNvGraphicFramePr>
+              <a:graphicFrameLocks xmlns:a="http://schemas.openxmlformats.org/drawingml/2006/main" noChangeAspect="1"/>
+            </wp:cNvGraphicFramePr>
+            <a:graphic xmlns:a="http://schemas.openxmlformats.org/drawingml/2006/main">
+              <a:graphicData uri="http://schemas.openxmlformats.org/drawingml/2006/picture">
+                <pic:pic xmlns:pic="http://schemas.openxmlformats.org/drawingml/2006/picture">
+                  <pic:nvPicPr>
+                    <pic:cNvPr id="1" name="WhatsApp Image 2026-05-02 at 09.17.43.jpeg"/>
+                    <pic:cNvPicPr/>
+                  </pic:nvPicPr>
+                  <pic:blipFill rotWithShape="1">
+                    <a:blip r:embed="rId6">
+                      <a:extLst>
+                        <a:ext uri="{28A0092B-C50C-407E-A947-70E740481C1C}">
+                          <a14:useLocalDpi xmlns:a14="http://schemas.microsoft.com/office/drawing/2010/main" val="0"/>
+                        </a:ext>
+                      </a:extLst>
+                    </a:blip>
+                    <a:srcRect l="-618" t="17211" r="618" b="14458"/>
+                    <a:stretch/>
+                  </pic:blipFill>
+                  <pic:spPr bwMode="auto">
+                    <a:xfrm>
+                      <a:off x="0" y="0"/>
+                      <a:ext cx="5187950" cy="6305447"/>
+                    </a:xfrm>
+                    <a:prstGeom prst="rect">
+                      <a:avLst/>
+                    </a:prstGeom>
+                    <a:ln>
+                      <a:noFill/>
+                    </a:ln>
+                    <a:extLst>
+                      <a:ext uri="{53640926-AAD7-44D8-BBD7-CCE9431645EC}">
+                        <a14:shadowObscured xmlns:a14="http://schemas.microsoft.com/office/drawing/2010/main"/>
+                      </a:ext>
+                    </a:extLst>
+                  </pic:spPr>
+                </pic:pic>
+              </a:graphicData>
+            </a:graphic>
+          </wp:inline>
+        </w:drawing>
+      </w:r>
+    </w:p>
+    <w:p>
+      <w:pPr>
+        <w:tabs>
+          <w:tab w:val="center" w:pos="8996"/>
+        </w:tabs>
+        <w:spacing w:after="259"/>
+        <w:ind w:left="-15"/>
       </w:pPr>
       <w:bookmarkStart w:id="0" w:name="_GoBack"/>
+      <w:r>
+        <w:rPr>
+          <w:rFonts w:ascii="Times New Roman" w:eastAsia="Times New Roman" w:hAnsi="Times New Roman" w:cs="Times New Roman"/>
+          <w:noProof/>
+          <w:sz w:val="20"/>
+        </w:rPr>
+        <w:lastRenderedPageBreak/>
+        <w:drawing>
+          <wp:inline distT="0" distB="0" distL="0" distR="0" wp14:anchorId="6CF2790E" wp14:editId="2D1AFE7B">
+            <wp:extent cx="5187666" cy="6689090"/>
+            <wp:effectExtent l="0" t="0" r="0" b="0"/>
+            <wp:docPr id="5" name="Picture 5"/>
+            <wp:cNvGraphicFramePr>
+              <a:graphicFrameLocks xmlns:a="http://schemas.openxmlformats.org/drawingml/2006/main" noChangeAspect="1"/>
+            </wp:cNvGraphicFramePr>
+            <a:graphic xmlns:a="http://schemas.openxmlformats.org/drawingml/2006/main">
+              <a:graphicData uri="http://schemas.openxmlformats.org/drawingml/2006/picture">
+                <pic:pic xmlns:pic="http://schemas.openxmlformats.org/drawingml/2006/picture">
+                  <pic:nvPicPr>
+                    <pic:cNvPr id="4" name="WhatsApp Image 2026-05-02 at 09.17.44.jpeg"/>
+                    <pic:cNvPicPr/>
+                  </pic:nvPicPr>
+                  <pic:blipFill rotWithShape="1">
+                    <a:blip r:embed="rId7">
+                      <a:extLst>
+                        <a:ext uri="{28A0092B-C50C-407E-A947-70E740481C1C}">
+                          <a14:useLocalDpi xmlns:a14="http://schemas.microsoft.com/office/drawing/2010/main" val="0"/>
+                        </a:ext>
+                      </a:extLst>
+                    </a:blip>
+                    <a:srcRect t="19820" b="7687"/>
+                    <a:stretch/>
+                  </pic:blipFill>
+                  <pic:spPr bwMode="auto">
+                    <a:xfrm>
+                      <a:off x="0" y="0"/>
+                      <a:ext cx="5187950" cy="6689457"/>
+                    </a:xfrm>
+                    <a:prstGeom prst="rect">
+                      <a:avLst/>
+                    </a:prstGeom>
+                    <a:ln>
+                      <a:noFill/>
+                    </a:ln>
+                    <a:extLst>
+                      <a:ext uri="{53640926-AAD7-44D8-BBD7-CCE9431645EC}">
+                        <a14:shadowObscured xmlns:a14="http://schemas.microsoft.com/office/drawing/2010/main"/>
+                      </a:ext>
+                    </a:extLst>
+                  </pic:spPr>
+                </pic:pic>
+              </a:graphicData>
+            </a:graphic>
+          </wp:inline>
+        </w:drawing>
+      </w:r>
       <w:bookmarkEnd w:id="0"/>
       <w:r>
         <w:rPr>
           <w:rFonts w:ascii="Times New Roman" w:eastAsia="Times New Roman" w:hAnsi="Times New Roman" w:cs="Times New Roman"/>
+          <w:noProof/>
           <w:sz w:val="20"/>
         </w:rPr>
         <w:lastRenderedPageBreak/>
+        <w:drawing>
+          <wp:inline distT="0" distB="0" distL="0" distR="0">
+            <wp:extent cx="5187821" cy="4427621"/>
+            <wp:effectExtent l="0" t="0" r="0" b="0"/>
+            <wp:docPr id="2" name="Picture 2"/>
+            <wp:cNvGraphicFramePr>
+              <a:graphicFrameLocks xmlns:a="http://schemas.openxmlformats.org/drawingml/2006/main" noChangeAspect="1"/>
+            </wp:cNvGraphicFramePr>
+            <a:graphic xmlns:a="http://schemas.openxmlformats.org/drawingml/2006/main">
+              <a:graphicData uri="http://schemas.openxmlformats.org/drawingml/2006/picture">
+                <pic:pic xmlns:pic="http://schemas.openxmlformats.org/drawingml/2006/picture">
+                  <pic:nvPicPr>
+                    <pic:cNvPr id="2" name="WhatsApp Image 2026-05-02 at 09.17.44 (1).jpeg"/>
+                    <pic:cNvPicPr/>
+                  </pic:nvPicPr>
+                  <pic:blipFill rotWithShape="1">
+                    <a:blip r:embed="rId8">
+                      <a:extLst>
+                        <a:ext uri="{28A0092B-C50C-407E-A947-70E740481C1C}">
+                          <a14:useLocalDpi xmlns:a14="http://schemas.microsoft.com/office/drawing/2010/main" val="0"/>
+                        </a:ext>
+                      </a:extLst>
+                    </a:blip>
+                    <a:srcRect t="10431" b="41587"/>
+                    <a:stretch/>
+                  </pic:blipFill>
+                  <pic:spPr bwMode="auto">
+                    <a:xfrm>
+                      <a:off x="0" y="0"/>
+                      <a:ext cx="5187950" cy="4427731"/>
+                    </a:xfrm>
+                    <a:prstGeom prst="rect">
+                      <a:avLst/>
+                    </a:prstGeom>
+                    <a:ln>
+                      <a:noFill/>
+                    </a:ln>
+                    <a:extLst>
+                      <a:ext uri="{53640926-AAD7-44D8-BBD7-CCE9431645EC}">
+                        <a14:shadowObscured xmlns:a14="http://schemas.microsoft.com/office/drawing/2010/main"/>
+                      </a:ext>
+                    </a:extLst>
+                  </pic:spPr>
+                </pic:pic>
+              </a:graphicData>
+            </a:graphic>
+          </wp:inline>
+        </w:drawing>
+      </w:r>
+      <w:r>
+        <w:rPr>
+          <w:rFonts w:ascii="Times New Roman" w:eastAsia="Times New Roman" w:hAnsi="Times New Roman" w:cs="Times New Roman"/>
+          <w:noProof/>
+          <w:sz w:val="20"/>
+        </w:rPr>
+        <w:drawing>
+          <wp:inline distT="0" distB="0" distL="0" distR="0">
+            <wp:extent cx="5187832" cy="3737810"/>
+            <wp:effectExtent l="0" t="0" r="0" b="0"/>
+            <wp:docPr id="3" name="Picture 3"/>
+            <wp:cNvGraphicFramePr>
+              <a:graphicFrameLocks xmlns:a="http://schemas.openxmlformats.org/drawingml/2006/main" noChangeAspect="1"/>
+            </wp:cNvGraphicFramePr>
+            <a:graphic xmlns:a="http://schemas.openxmlformats.org/drawingml/2006/main">
+              <a:graphicData uri="http://schemas.openxmlformats.org/drawingml/2006/picture">
+                <pic:pic xmlns:pic="http://schemas.openxmlformats.org/drawingml/2006/picture">
+                  <pic:nvPicPr>
+                    <pic:cNvPr id="3" name="WhatsApp Image 2026-05-02 at 09.17.44 (2).jpeg"/>
+                    <pic:cNvPicPr/>
+                  </pic:nvPicPr>
+                  <pic:blipFill rotWithShape="1">
+                    <a:blip r:embed="rId9">
+                      <a:extLst>
+                        <a:ext uri="{28A0092B-C50C-407E-A947-70E740481C1C}">
+                          <a14:useLocalDpi xmlns:a14="http://schemas.microsoft.com/office/drawing/2010/main" val="0"/>
+                        </a:ext>
+                      </a:extLst>
+                    </a:blip>
+                    <a:srcRect t="19644" b="39849"/>
+                    <a:stretch/>
+                  </pic:blipFill>
+                  <pic:spPr bwMode="auto">
+                    <a:xfrm>
+                      <a:off x="0" y="0"/>
+                      <a:ext cx="5187950" cy="3737895"/>
+                    </a:xfrm>
+                    <a:prstGeom prst="rect">
+                      <a:avLst/>
+                    </a:prstGeom>
+                    <a:ln>
+                      <a:noFill/>
+                    </a:ln>
+                    <a:extLst>
+                      <a:ext uri="{53640926-AAD7-44D8-BBD7-CCE9431645EC}">
+                        <a14:shadowObscured xmlns:a14="http://schemas.microsoft.com/office/drawing/2010/main"/>
+                      </a:ext>
+                    </a:extLst>
+                  </pic:spPr>
+                </pic:pic>
+              </a:graphicData>
+            </a:graphic>
+          </wp:inline>
+        </w:drawing>
+      </w:r>
+      <w:r>
+        <w:rPr>
+          <w:rFonts w:ascii="Times New Roman" w:eastAsia="Times New Roman" w:hAnsi="Times New Roman" w:cs="Times New Roman"/>
+          <w:sz w:val="20"/>
+        </w:rPr>
         <w:tab/>
-      </w:r>
-      <w:r>
-        <w:rPr>
-          <w:rFonts w:ascii="Times New Roman" w:eastAsia="Times New Roman" w:hAnsi="Times New Roman" w:cs="Times New Roman"/>
-          <w:b/>
-          <w:sz w:val="24"/>
-        </w:rPr>
-        <w:t xml:space="preserve">3 </w:t>
       </w:r>
     </w:p>
     <w:sectPr>
@@ -1281,6 +1508,7 @@
   <w:style w:type="character" w:default="1" w:styleId="DefaultParagraphFont">
     <w:name w:val="Default Paragraph Font"/>
     <w:uiPriority w:val="1"/>
+    <w:semiHidden/>
     <w:unhideWhenUsed/>
   </w:style>
   <w:style w:type="table" w:default="1" w:styleId="TableNormal">
